--- a/exercises/Bài tập 052 - Mệnh đề quan hệ xác định và không xác định.docx
+++ b/exercises/Bài tập 052 - Mệnh đề quan hệ xác định và không xác định.docx
@@ -9,6 +9,7 @@
         <w:rPr>
           <w:rFonts w:ascii="Arial" w:hAnsi="Arial" w:cs="Arial"/>
           <w:b/>
+          <w:color w:val="000000"/>
           <w:sz w:val="32"/>
         </w:rPr>
       </w:pPr>
@@ -16,6 +17,7 @@
         <w:rPr>
           <w:rFonts w:ascii="Arial" w:hAnsi="Arial" w:cs="Arial"/>
           <w:b/>
+          <w:color w:val="000000"/>
           <w:sz w:val="32"/>
         </w:rPr>
         <w:t>BÀI TẬP NGÀY 52</w:t>
@@ -28,6 +30,7 @@
         <w:rPr>
           <w:rFonts w:ascii="Arial" w:hAnsi="Arial" w:cs="Arial"/>
           <w:b/>
+          <w:color w:val="000000"/>
           <w:sz w:val="36"/>
         </w:rPr>
       </w:pPr>
@@ -35,633 +38,1693 @@
         <w:rPr>
           <w:rFonts w:ascii="Arial" w:hAnsi="Arial" w:cs="Arial"/>
           <w:b/>
+          <w:color w:val="000000"/>
           <w:sz w:val="36"/>
         </w:rPr>
         <w:t>MỆNH ĐỀ QUAN HỆ XÁC ĐỊNH VÀ KHÔNG XÁC ĐỊNH</w:t>
       </w:r>
     </w:p>
     <w:p>
-      <w:r>
+      <w:pPr>
+        <w:rPr>
+          <w:color w:val="000000"/>
+        </w:rPr>
+      </w:pPr>
+      <w:r>
+        <w:rPr>
+          <w:color w:val="000000"/>
+        </w:rPr>
         <w:t>Họ và tên: __________________________                         Điểm: ________/100</w:t>
       </w:r>
     </w:p>
     <w:p>
       <w:pPr>
         <w:pStyle w:val="Heading1"/>
+        <w:spacing w:before="60"/>
       </w:pPr>
       <w:r>
         <w:t>PHẦN 1. XÁC ĐỊNH LOẠI MỆNH ĐỀ (10 điểm)</w:t>
       </w:r>
     </w:p>
     <w:p>
-      <w:r>
+      <w:pPr>
+        <w:rPr>
+          <w:color w:val="000000"/>
+        </w:rPr>
+      </w:pPr>
+      <w:r>
+        <w:rPr>
+          <w:color w:val="000000"/>
+        </w:rPr>
         <w:t>Ghi D (xác định) hoặc ND (không xác định).</w:t>
       </w:r>
     </w:p>
     <w:p>
-      <w:r>
+      <w:pPr>
+        <w:keepNext/>
+        <w:spacing w:before="120" w:after="60"/>
+        <w:rPr>
+          <w:color w:val="000000"/>
+        </w:rPr>
+      </w:pPr>
+      <w:r>
+        <w:rPr>
+          <w:color w:val="000000"/>
+        </w:rPr>
+        <w:lastRenderedPageBreak/>
         <w:t>1. The man who called me is Tom. → ______</w:t>
       </w:r>
     </w:p>
     <w:p>
-      <w:r>
+      <w:pPr>
+        <w:keepNext/>
+        <w:spacing w:before="120" w:after="60"/>
+        <w:rPr>
+          <w:color w:val="000000"/>
+        </w:rPr>
+      </w:pPr>
+      <w:r>
+        <w:rPr>
+          <w:color w:val="000000"/>
+        </w:rPr>
         <w:t>2. Tom, who called me yesterday, is my uncle. → ______</w:t>
       </w:r>
     </w:p>
     <w:p>
-      <w:r>
+      <w:pPr>
+        <w:keepNext/>
+        <w:spacing w:before="120" w:after="60"/>
+        <w:rPr>
+          <w:color w:val="000000"/>
+        </w:rPr>
+      </w:pPr>
+      <w:r>
+        <w:rPr>
+          <w:color w:val="000000"/>
+        </w:rPr>
         <w:t>3. The book that I bought is useful. → ______</w:t>
       </w:r>
     </w:p>
     <w:p>
-      <w:r>
+      <w:pPr>
+        <w:keepNext/>
+        <w:spacing w:before="120" w:after="60"/>
+        <w:rPr>
+          <w:color w:val="000000"/>
+        </w:rPr>
+      </w:pPr>
+      <w:r>
+        <w:rPr>
+          <w:color w:val="000000"/>
+        </w:rPr>
         <w:t>4. My book, which I bought in Hue, is useful. → ______</w:t>
       </w:r>
     </w:p>
     <w:p>
-      <w:r>
+      <w:pPr>
+        <w:keepNext/>
+        <w:spacing w:before="120" w:after="60"/>
+        <w:rPr>
+          <w:color w:val="000000"/>
+        </w:rPr>
+      </w:pPr>
+      <w:r>
+        <w:rPr>
+          <w:color w:val="000000"/>
+        </w:rPr>
         <w:t>5. The café where we met is closed. → ______</w:t>
       </w:r>
     </w:p>
     <w:p>
-      <w:r>
+      <w:pPr>
+        <w:keepNext/>
+        <w:spacing w:before="120" w:after="60"/>
+        <w:rPr>
+          <w:color w:val="000000"/>
+        </w:rPr>
+      </w:pPr>
+      <w:r>
+        <w:rPr>
+          <w:color w:val="000000"/>
+        </w:rPr>
         <w:t>6. Da Lat, where my parents met, is beautiful. → ______</w:t>
       </w:r>
     </w:p>
     <w:p>
-      <w:r>
+      <w:pPr>
+        <w:keepNext/>
+        <w:spacing w:before="120" w:after="60"/>
+        <w:rPr>
+          <w:color w:val="000000"/>
+        </w:rPr>
+      </w:pPr>
+      <w:r>
+        <w:rPr>
+          <w:color w:val="000000"/>
+        </w:rPr>
         <w:t>7. Students who study hard often succeed. → ______</w:t>
       </w:r>
     </w:p>
     <w:p>
-      <w:r>
+      <w:pPr>
+        <w:keepNext/>
+        <w:spacing w:before="120" w:after="60"/>
+        <w:rPr>
+          <w:color w:val="000000"/>
+        </w:rPr>
+      </w:pPr>
+      <w:r>
+        <w:rPr>
+          <w:color w:val="000000"/>
+        </w:rPr>
         <w:t>8. Lan, who studies hard, passed the exam. → ______</w:t>
       </w:r>
     </w:p>
     <w:p>
-      <w:r>
+      <w:pPr>
+        <w:keepNext/>
+        <w:spacing w:before="120" w:after="60"/>
+        <w:rPr>
+          <w:color w:val="000000"/>
+        </w:rPr>
+      </w:pPr>
+      <w:r>
+        <w:rPr>
+          <w:color w:val="000000"/>
+        </w:rPr>
         <w:t>9. The car which is outside belongs to Nam. → ______</w:t>
       </w:r>
     </w:p>
     <w:p>
-      <w:r>
+      <w:pPr>
+        <w:keepNext/>
+        <w:spacing w:before="120" w:after="60"/>
+        <w:rPr>
+          <w:color w:val="000000"/>
+        </w:rPr>
+      </w:pPr>
+      <w:r>
+        <w:rPr>
+          <w:color w:val="000000"/>
+        </w:rPr>
         <w:t>10. My car, which is outside, is red. → ______</w:t>
       </w:r>
     </w:p>
     <w:p>
       <w:pPr>
         <w:pStyle w:val="Heading1"/>
+        <w:spacing w:before="240"/>
       </w:pPr>
       <w:r>
         <w:t>PHẦN 2. CHỌN ĐẠI TỪ/TRẠNG TỪ QUAN HỆ (10 điểm)</w:t>
       </w:r>
     </w:p>
     <w:p>
-      <w:r>
+      <w:pPr>
+        <w:keepNext/>
+        <w:spacing w:before="120" w:after="60"/>
+        <w:rPr>
+          <w:color w:val="000000"/>
+        </w:rPr>
+      </w:pPr>
+      <w:r>
+        <w:rPr>
+          <w:color w:val="000000"/>
+        </w:rPr>
         <w:t>1. The woman ______ lives here is a doctor.</w:t>
       </w:r>
     </w:p>
     <w:p>
-      <w:r>
+      <w:pPr>
+        <w:keepNext/>
+        <w:spacing w:before="120" w:after="60"/>
+        <w:rPr>
+          <w:color w:val="000000"/>
+        </w:rPr>
+      </w:pPr>
+      <w:r>
+        <w:rPr>
+          <w:color w:val="000000"/>
+        </w:rPr>
         <w:t>2. Lan, ______ lives here, is a doctor.</w:t>
       </w:r>
     </w:p>
     <w:p>
-      <w:r>
+      <w:pPr>
+        <w:keepNext/>
+        <w:spacing w:before="120" w:after="60"/>
+        <w:rPr>
+          <w:color w:val="000000"/>
+        </w:rPr>
+      </w:pPr>
+      <w:r>
+        <w:rPr>
+          <w:color w:val="000000"/>
+        </w:rPr>
         <w:t>3. The phone ______ I bought is expensive.</w:t>
       </w:r>
     </w:p>
     <w:p>
-      <w:r>
+      <w:pPr>
+        <w:keepNext/>
+        <w:spacing w:before="120" w:after="60"/>
+        <w:rPr>
+          <w:color w:val="000000"/>
+        </w:rPr>
+      </w:pPr>
+      <w:r>
+        <w:rPr>
+          <w:color w:val="000000"/>
+        </w:rPr>
         <w:t>4. My phone, ______ I bought yesterday, is expensive.</w:t>
       </w:r>
     </w:p>
     <w:p>
-      <w:r>
+      <w:pPr>
+        <w:keepNext/>
+        <w:spacing w:before="120" w:after="60"/>
+        <w:rPr>
+          <w:color w:val="000000"/>
+        </w:rPr>
+      </w:pPr>
+      <w:r>
+        <w:rPr>
+          <w:color w:val="000000"/>
+        </w:rPr>
         <w:t>5. The man to ______ I spoke was polite.</w:t>
       </w:r>
     </w:p>
     <w:p>
-      <w:r>
+      <w:pPr>
+        <w:keepNext/>
+        <w:spacing w:before="120" w:after="60"/>
+        <w:rPr>
+          <w:color w:val="000000"/>
+        </w:rPr>
+      </w:pPr>
+      <w:r>
+        <w:rPr>
+          <w:color w:val="000000"/>
+        </w:rPr>
         <w:t>6. Mr. Nam, to ______ I spoke, was polite.</w:t>
       </w:r>
     </w:p>
     <w:p>
-      <w:r>
+      <w:pPr>
+        <w:keepNext/>
+        <w:spacing w:before="120" w:after="60"/>
+        <w:rPr>
+          <w:color w:val="000000"/>
+        </w:rPr>
+      </w:pPr>
+      <w:r>
+        <w:rPr>
+          <w:color w:val="000000"/>
+        </w:rPr>
         <w:t>7. The hotel ______ we stayed was comfortable.</w:t>
       </w:r>
     </w:p>
     <w:p>
-      <w:r>
+      <w:pPr>
+        <w:keepNext/>
+        <w:spacing w:before="120" w:after="60"/>
+        <w:rPr>
+          <w:color w:val="000000"/>
+        </w:rPr>
+      </w:pPr>
+      <w:r>
+        <w:rPr>
+          <w:color w:val="000000"/>
+        </w:rPr>
         <w:t>8. Da Nang, ______ my brother lives, has beautiful beaches.</w:t>
       </w:r>
     </w:p>
     <w:p>
-      <w:r>
+      <w:pPr>
+        <w:keepNext/>
+        <w:spacing w:before="120" w:after="60"/>
+        <w:rPr>
+          <w:color w:val="000000"/>
+        </w:rPr>
+      </w:pPr>
+      <w:r>
+        <w:rPr>
+          <w:color w:val="000000"/>
+        </w:rPr>
         <w:t>9. The day ______ we met was rainy.</w:t>
       </w:r>
     </w:p>
     <w:p>
-      <w:r>
+      <w:pPr>
+        <w:keepNext/>
+        <w:spacing w:before="120" w:after="60"/>
+        <w:rPr>
+          <w:color w:val="000000"/>
+        </w:rPr>
+      </w:pPr>
+      <w:r>
+        <w:rPr>
+          <w:color w:val="000000"/>
+        </w:rPr>
         <w:t>10. Sunday, ______ we usually rest, was very busy this week.</w:t>
       </w:r>
     </w:p>
     <w:p>
       <w:pPr>
         <w:pStyle w:val="Heading1"/>
+        <w:spacing w:before="240"/>
       </w:pPr>
       <w:r>
         <w:t>PHẦN 3. CHỌN CÂU ĐÚNG (10 điểm)</w:t>
       </w:r>
     </w:p>
     <w:p>
-      <w:r>
+      <w:pPr>
+        <w:keepNext/>
+        <w:spacing w:before="120" w:after="60"/>
+        <w:rPr>
+          <w:color w:val="000000"/>
+        </w:rPr>
+      </w:pPr>
+      <w:r>
+        <w:rPr>
+          <w:color w:val="000000"/>
+        </w:rPr>
         <w:t>1. A. Lan, who lives next door, is a doctor.   B. Lan that lives next door is a doctor.</w:t>
       </w:r>
     </w:p>
     <w:p>
-      <w:r>
+      <w:pPr>
+        <w:keepNext/>
+        <w:spacing w:before="120" w:after="60"/>
+        <w:rPr>
+          <w:color w:val="000000"/>
+        </w:rPr>
+      </w:pPr>
+      <w:r>
+        <w:rPr>
+          <w:color w:val="000000"/>
+        </w:rPr>
         <w:t>2. A. My car, that is red, is outside.   B. My car, which is red, is outside.</w:t>
       </w:r>
     </w:p>
     <w:p>
-      <w:r>
+      <w:pPr>
+        <w:keepNext/>
+        <w:spacing w:before="120" w:after="60"/>
+        <w:rPr>
+          <w:color w:val="000000"/>
+        </w:rPr>
+      </w:pPr>
+      <w:r>
+        <w:rPr>
+          <w:color w:val="000000"/>
+        </w:rPr>
         <w:t>3. A. The man who called me is Tom.   B. The man, who called me, is Tom.</w:t>
       </w:r>
     </w:p>
     <w:p>
-      <w:r>
+      <w:pPr>
+        <w:keepNext/>
+        <w:spacing w:before="120" w:after="60"/>
+        <w:rPr>
+          <w:color w:val="000000"/>
+        </w:rPr>
+      </w:pPr>
+      <w:r>
+        <w:rPr>
+          <w:color w:val="000000"/>
+        </w:rPr>
         <w:t>4. A. Hanoi, which is the capital, is busy.   B. Hanoi which is the capital is busy.</w:t>
       </w:r>
     </w:p>
     <w:p>
-      <w:r>
-        <w:lastRenderedPageBreak/>
+      <w:pPr>
+        <w:keepNext/>
+        <w:spacing w:before="120" w:after="60"/>
+        <w:rPr>
+          <w:color w:val="000000"/>
+        </w:rPr>
+      </w:pPr>
+      <w:r>
+        <w:rPr>
+          <w:color w:val="000000"/>
+        </w:rPr>
         <w:t>5. A. The book that I bought is useful.   B. The book, that I bought, is useful.</w:t>
       </w:r>
     </w:p>
     <w:p>
-      <w:r>
+      <w:pPr>
+        <w:keepNext/>
+        <w:spacing w:before="120" w:after="60"/>
+        <w:rPr>
+          <w:color w:val="000000"/>
+        </w:rPr>
+      </w:pPr>
+      <w:r>
+        <w:rPr>
+          <w:color w:val="000000"/>
+        </w:rPr>
         <w:t>6. A. My phone, which I bought yesterday, is new.   B. My phone, I bought yesterday, is new.</w:t>
       </w:r>
     </w:p>
     <w:p>
-      <w:r>
+      <w:pPr>
+        <w:keepNext/>
+        <w:spacing w:before="120" w:after="60"/>
+        <w:rPr>
+          <w:color w:val="000000"/>
+        </w:rPr>
+      </w:pPr>
+      <w:r>
+        <w:rPr>
+          <w:color w:val="000000"/>
+        </w:rPr>
         <w:t>7. A. The café where we met is closed.   B. The café, where we met, is closed. (café chưa xác định)</w:t>
       </w:r>
     </w:p>
     <w:p>
-      <w:r>
+      <w:pPr>
+        <w:keepNext/>
+        <w:spacing w:before="120" w:after="60"/>
+        <w:rPr>
+          <w:color w:val="000000"/>
+        </w:rPr>
+      </w:pPr>
+      <w:r>
+        <w:rPr>
+          <w:color w:val="000000"/>
+        </w:rPr>
         <w:t>8. A. Mr. Long, whom I met, is kind.   B. Mr. Long, that I met, is kind.</w:t>
       </w:r>
     </w:p>
     <w:p>
-      <w:r>
+      <w:pPr>
+        <w:keepNext/>
+        <w:spacing w:before="120" w:after="60"/>
+        <w:rPr>
+          <w:color w:val="000000"/>
+        </w:rPr>
+      </w:pPr>
+      <w:r>
+        <w:rPr>
+          <w:color w:val="000000"/>
+        </w:rPr>
         <w:t>9. A. The flight was canceled, which caused delays.   B. The flight was canceled that caused delays.</w:t>
       </w:r>
     </w:p>
     <w:p>
-      <w:r>
+      <w:pPr>
+        <w:keepNext/>
+        <w:spacing w:before="120" w:after="60"/>
+        <w:rPr>
+          <w:color w:val="000000"/>
+        </w:rPr>
+      </w:pPr>
+      <w:r>
+        <w:rPr>
+          <w:color w:val="000000"/>
+        </w:rPr>
         <w:t>10. A. The person to whom I spoke helped me.   B. The person to that I spoke helped me.</w:t>
       </w:r>
     </w:p>
     <w:p>
       <w:pPr>
         <w:pStyle w:val="Heading1"/>
+        <w:spacing w:before="240"/>
       </w:pPr>
       <w:r>
         <w:t>PHẦN 4. THÊM DẤU PHẨY NẾU CẦN (10 điểm)</w:t>
       </w:r>
     </w:p>
     <w:p>
-      <w:r>
+      <w:pPr>
+        <w:keepNext/>
+        <w:spacing w:before="120" w:after="60"/>
+        <w:rPr>
+          <w:color w:val="000000"/>
+        </w:rPr>
+      </w:pPr>
+      <w:r>
+        <w:rPr>
+          <w:color w:val="000000"/>
+        </w:rPr>
         <w:t>1. Lan who is my sister works here.</w:t>
       </w:r>
     </w:p>
     <w:p>
-      <w:r>
+      <w:pPr>
+        <w:keepNext/>
+        <w:spacing w:before="120" w:after="60"/>
+        <w:rPr>
+          <w:color w:val="000000"/>
+        </w:rPr>
+      </w:pPr>
+      <w:r>
+        <w:rPr>
+          <w:color w:val="000000"/>
+        </w:rPr>
         <w:t>2. The girl who won the prize is Lan.</w:t>
       </w:r>
     </w:p>
     <w:p>
-      <w:r>
+      <w:pPr>
+        <w:keepNext/>
+        <w:spacing w:before="120" w:after="60"/>
+        <w:rPr>
+          <w:color w:val="000000"/>
+        </w:rPr>
+      </w:pPr>
+      <w:r>
+        <w:rPr>
+          <w:color w:val="000000"/>
+        </w:rPr>
         <w:t>3. Hanoi which is the capital of Vietnam is crowded.</w:t>
       </w:r>
     </w:p>
     <w:p>
-      <w:r>
+      <w:pPr>
+        <w:keepNext/>
+        <w:spacing w:before="120" w:after="60"/>
+        <w:rPr>
+          <w:color w:val="000000"/>
+        </w:rPr>
+      </w:pPr>
+      <w:r>
+        <w:rPr>
+          <w:color w:val="000000"/>
+        </w:rPr>
         <w:t>4. The book that is on the table is mine.</w:t>
       </w:r>
     </w:p>
     <w:p>
-      <w:r>
+      <w:pPr>
+        <w:keepNext/>
+        <w:spacing w:before="120" w:after="60"/>
+        <w:rPr>
+          <w:color w:val="000000"/>
+        </w:rPr>
+      </w:pPr>
+      <w:r>
+        <w:rPr>
+          <w:color w:val="000000"/>
+        </w:rPr>
         <w:t>5. My father who is 60 still works.</w:t>
       </w:r>
     </w:p>
     <w:p>
-      <w:r>
+      <w:pPr>
+        <w:keepNext/>
+        <w:spacing w:before="120" w:after="60"/>
+        <w:rPr>
+          <w:color w:val="000000"/>
+        </w:rPr>
+      </w:pPr>
+      <w:r>
+        <w:rPr>
+          <w:color w:val="000000"/>
+        </w:rPr>
         <w:t>6. The students who arrived late missed the test.</w:t>
       </w:r>
     </w:p>
     <w:p>
-      <w:r>
+      <w:pPr>
+        <w:keepNext/>
+        <w:spacing w:before="120" w:after="60"/>
+        <w:rPr>
+          <w:color w:val="000000"/>
+        </w:rPr>
+      </w:pPr>
+      <w:r>
+        <w:rPr>
+          <w:color w:val="000000"/>
+        </w:rPr>
         <w:t>7. Da Lat where my parents met is beautiful.</w:t>
       </w:r>
     </w:p>
     <w:p>
-      <w:r>
+      <w:pPr>
+        <w:keepNext/>
+        <w:spacing w:before="120" w:after="60"/>
+        <w:rPr>
+          <w:color w:val="000000"/>
+        </w:rPr>
+      </w:pPr>
+      <w:r>
+        <w:rPr>
+          <w:color w:val="000000"/>
+        </w:rPr>
         <w:t>8. The restaurant where we had dinner was excellent.</w:t>
       </w:r>
     </w:p>
     <w:p>
-      <w:r>
+      <w:pPr>
+        <w:keepNext/>
+        <w:spacing w:before="120" w:after="60"/>
+        <w:rPr>
+          <w:color w:val="000000"/>
+        </w:rPr>
+      </w:pPr>
+      <w:r>
+        <w:rPr>
+          <w:color w:val="000000"/>
+        </w:rPr>
         <w:t>9. My laptop which I bought last year is broken.</w:t>
       </w:r>
     </w:p>
     <w:p>
-      <w:r>
+      <w:pPr>
+        <w:keepNext/>
+        <w:spacing w:before="120" w:after="60"/>
+        <w:rPr>
+          <w:color w:val="000000"/>
+        </w:rPr>
+      </w:pPr>
+      <w:r>
+        <w:rPr>
+          <w:color w:val="000000"/>
+        </w:rPr>
         <w:t>10. The man whom you called is here.</w:t>
       </w:r>
     </w:p>
     <w:p>
       <w:pPr>
         <w:pStyle w:val="Heading1"/>
+        <w:spacing w:before="240"/>
       </w:pPr>
       <w:r>
         <w:t>PHẦN 5. NỐI CÂU – MỆNH ĐỀ XÁC ĐỊNH (10 điểm)</w:t>
       </w:r>
     </w:p>
     <w:p>
-      <w:r>
+      <w:pPr>
+        <w:keepNext/>
+        <w:spacing w:before="120" w:after="60"/>
+        <w:rPr>
+          <w:color w:val="000000"/>
+        </w:rPr>
+      </w:pPr>
+      <w:r>
+        <w:rPr>
+          <w:color w:val="000000"/>
+        </w:rPr>
         <w:t>1. The man is a doctor. He lives next door. → ______________________________</w:t>
       </w:r>
     </w:p>
     <w:p>
-      <w:r>
+      <w:pPr>
+        <w:keepNext/>
+        <w:spacing w:before="120" w:after="60"/>
+        <w:rPr>
+          <w:color w:val="000000"/>
+        </w:rPr>
+      </w:pPr>
+      <w:r>
+        <w:rPr>
+          <w:color w:val="000000"/>
+        </w:rPr>
         <w:t>2. The book is useful. I bought it yesterday. → ______________________________</w:t>
       </w:r>
     </w:p>
     <w:p>
-      <w:r>
+      <w:pPr>
+        <w:keepNext/>
+        <w:spacing w:before="120" w:after="60"/>
+        <w:rPr>
+          <w:color w:val="000000"/>
+        </w:rPr>
+      </w:pPr>
+      <w:r>
+        <w:rPr>
+          <w:color w:val="000000"/>
+        </w:rPr>
         <w:t>3. The students passed. They studied hard. → ______________________________</w:t>
       </w:r>
     </w:p>
     <w:p>
-      <w:r>
+      <w:pPr>
+        <w:keepNext/>
+        <w:spacing w:before="120" w:after="60"/>
+        <w:rPr>
+          <w:color w:val="000000"/>
+        </w:rPr>
+      </w:pPr>
+      <w:r>
+        <w:rPr>
+          <w:color w:val="000000"/>
+        </w:rPr>
         <w:t>4. The café is closed. We met there. → ______________________________</w:t>
       </w:r>
     </w:p>
     <w:p>
-      <w:r>
+      <w:pPr>
+        <w:keepNext/>
+        <w:spacing w:before="120" w:after="60"/>
+        <w:rPr>
+          <w:color w:val="000000"/>
+        </w:rPr>
+      </w:pPr>
+      <w:r>
+        <w:rPr>
+          <w:color w:val="000000"/>
+        </w:rPr>
         <w:t>5. The day was rainy. We arrived then. → ______________________________</w:t>
       </w:r>
     </w:p>
     <w:p>
-      <w:r>
+      <w:pPr>
+        <w:keepNext/>
+        <w:spacing w:before="120" w:after="60"/>
+        <w:rPr>
+          <w:color w:val="000000"/>
+        </w:rPr>
+      </w:pPr>
+      <w:r>
+        <w:rPr>
+          <w:color w:val="000000"/>
+        </w:rPr>
         <w:t>6. The woman helped me. I spoke to her. → ______________________________</w:t>
       </w:r>
     </w:p>
     <w:p>
-      <w:r>
+      <w:pPr>
+        <w:keepNext/>
+        <w:spacing w:before="120" w:after="60"/>
+        <w:rPr>
+          <w:color w:val="000000"/>
+        </w:rPr>
+      </w:pPr>
+      <w:r>
+        <w:rPr>
+          <w:color w:val="000000"/>
+        </w:rPr>
         <w:t>7. The car belongs to Lan. It is outside. → ______________________________</w:t>
       </w:r>
     </w:p>
     <w:p>
-      <w:r>
+      <w:pPr>
+        <w:keepNext/>
+        <w:spacing w:before="120" w:after="60"/>
+        <w:rPr>
+          <w:color w:val="000000"/>
+        </w:rPr>
+      </w:pPr>
+      <w:r>
+        <w:rPr>
+          <w:color w:val="000000"/>
+        </w:rPr>
         <w:t>8. The film was boring. We watched it. → ______________________________</w:t>
       </w:r>
     </w:p>
     <w:p>
-      <w:r>
+      <w:pPr>
+        <w:keepNext/>
+        <w:spacing w:before="120" w:after="60"/>
+        <w:rPr>
+          <w:color w:val="000000"/>
+        </w:rPr>
+      </w:pPr>
+      <w:r>
+        <w:rPr>
+          <w:color w:val="000000"/>
+        </w:rPr>
         <w:t>9. The person is here. You called that person. → ______________________________</w:t>
       </w:r>
     </w:p>
     <w:p>
-      <w:r>
+      <w:pPr>
+        <w:keepNext/>
+        <w:spacing w:before="120" w:after="60"/>
+        <w:rPr>
+          <w:color w:val="000000"/>
+        </w:rPr>
+      </w:pPr>
+      <w:r>
+        <w:rPr>
+          <w:color w:val="000000"/>
+        </w:rPr>
         <w:t>10. The reason is unclear. He left for that reason. → ______________________________</w:t>
       </w:r>
     </w:p>
     <w:p>
       <w:pPr>
         <w:pStyle w:val="Heading1"/>
+        <w:spacing w:before="240"/>
       </w:pPr>
       <w:r>
         <w:t>PHẦN 6. NỐI CÂU – MỆNH ĐỀ KHÔNG XÁC ĐỊNH (10 điểm)</w:t>
       </w:r>
     </w:p>
     <w:p>
-      <w:r>
+      <w:pPr>
+        <w:keepNext/>
+        <w:spacing w:before="120" w:after="60"/>
+        <w:rPr>
+          <w:color w:val="000000"/>
+        </w:rPr>
+      </w:pPr>
+      <w:r>
+        <w:rPr>
+          <w:color w:val="000000"/>
+        </w:rPr>
         <w:t>1. Lan is my sister. She lives in Hue. → ______________________________</w:t>
       </w:r>
     </w:p>
     <w:p>
-      <w:r>
-        <w:lastRenderedPageBreak/>
+      <w:pPr>
+        <w:keepNext/>
+        <w:spacing w:before="120" w:after="60"/>
+        <w:rPr>
+          <w:color w:val="000000"/>
+        </w:rPr>
+      </w:pPr>
+      <w:r>
+        <w:rPr>
+          <w:color w:val="000000"/>
+        </w:rPr>
         <w:t>2. Hanoi is very busy. It is the capital of Vietnam. → ______________________________</w:t>
       </w:r>
     </w:p>
     <w:p>
-      <w:r>
+      <w:pPr>
+        <w:keepNext/>
+        <w:spacing w:before="120" w:after="60"/>
+        <w:rPr>
+          <w:color w:val="000000"/>
+        </w:rPr>
+      </w:pPr>
+      <w:r>
+        <w:rPr>
+          <w:color w:val="000000"/>
+        </w:rPr>
         <w:t>3. My father still works. He is 60. → ______________________________</w:t>
       </w:r>
     </w:p>
     <w:p>
-      <w:r>
+      <w:pPr>
+        <w:keepNext/>
+        <w:spacing w:before="120" w:after="60"/>
+        <w:rPr>
+          <w:color w:val="000000"/>
+        </w:rPr>
+      </w:pPr>
+      <w:r>
+        <w:rPr>
+          <w:color w:val="000000"/>
+        </w:rPr>
         <w:t>4. My car is already broken. I bought it last year. → ______________________________</w:t>
       </w:r>
     </w:p>
     <w:p>
-      <w:r>
+      <w:pPr>
+        <w:keepNext/>
+        <w:spacing w:before="120" w:after="60"/>
+        <w:rPr>
+          <w:color w:val="000000"/>
+        </w:rPr>
+      </w:pPr>
+      <w:r>
+        <w:rPr>
+          <w:color w:val="000000"/>
+        </w:rPr>
         <w:t>5. Da Lat is beautiful. My parents met there. → ______________________________</w:t>
       </w:r>
     </w:p>
     <w:p>
-      <w:r>
+      <w:pPr>
+        <w:keepNext/>
+        <w:spacing w:before="120" w:after="60"/>
+        <w:rPr>
+          <w:color w:val="000000"/>
+        </w:rPr>
+      </w:pPr>
+      <w:r>
+        <w:rPr>
+          <w:color w:val="000000"/>
+        </w:rPr>
         <w:t>6. Mr. Nam is our manager. I met him yesterday. → ______________________________</w:t>
       </w:r>
     </w:p>
     <w:p>
-      <w:r>
+      <w:pPr>
+        <w:keepNext/>
+        <w:spacing w:before="120" w:after="60"/>
+        <w:rPr>
+          <w:color w:val="000000"/>
+        </w:rPr>
+      </w:pPr>
+      <w:r>
+        <w:rPr>
+          <w:color w:val="000000"/>
+        </w:rPr>
         <w:t>7. Sunday was busy. We usually rest then. → ______________________________</w:t>
       </w:r>
     </w:p>
     <w:p>
-      <w:r>
+      <w:pPr>
+        <w:keepNext/>
+        <w:spacing w:before="120" w:after="60"/>
+        <w:rPr>
+          <w:color w:val="000000"/>
+        </w:rPr>
+      </w:pPr>
+      <w:r>
+        <w:rPr>
+          <w:color w:val="000000"/>
+        </w:rPr>
         <w:t>8. The Sun provides light. It is a star. → ______________________________</w:t>
       </w:r>
     </w:p>
     <w:p>
-      <w:r>
+      <w:pPr>
+        <w:keepNext/>
+        <w:spacing w:before="120" w:after="60"/>
+        <w:rPr>
+          <w:color w:val="000000"/>
+        </w:rPr>
+      </w:pPr>
+      <w:r>
+        <w:rPr>
+          <w:color w:val="000000"/>
+        </w:rPr>
         <w:t>9. Lan passed the exam. This surprised everyone. → ______________________________</w:t>
       </w:r>
     </w:p>
     <w:p>
-      <w:r>
+      <w:pPr>
+        <w:keepNext/>
+        <w:spacing w:before="120" w:after="60"/>
+        <w:rPr>
+          <w:color w:val="000000"/>
+        </w:rPr>
+      </w:pPr>
+      <w:r>
+        <w:rPr>
+          <w:color w:val="000000"/>
+        </w:rPr>
         <w:t>10. It rained all day. This ruined our picnic. → ______________________________</w:t>
       </w:r>
     </w:p>
     <w:p>
       <w:pPr>
         <w:pStyle w:val="Heading1"/>
+        <w:spacing w:before="240"/>
       </w:pPr>
       <w:r>
         <w:t>PHẦN 7. LƯỢC BỎ ĐẠI TỪ NẾU CÓ THỂ (10 điểm)</w:t>
       </w:r>
     </w:p>
     <w:p>
-      <w:r>
+      <w:pPr>
+        <w:keepNext/>
+        <w:spacing w:before="120" w:after="60"/>
+        <w:rPr>
+          <w:color w:val="000000"/>
+        </w:rPr>
+      </w:pPr>
+      <w:r>
+        <w:rPr>
+          <w:color w:val="000000"/>
+        </w:rPr>
         <w:t>1. The book that I bought is useful. → ______________________________</w:t>
       </w:r>
     </w:p>
     <w:p>
-      <w:r>
+      <w:pPr>
+        <w:keepNext/>
+        <w:spacing w:before="120" w:after="60"/>
+        <w:rPr>
+          <w:color w:val="000000"/>
+        </w:rPr>
+      </w:pPr>
+      <w:r>
+        <w:rPr>
+          <w:color w:val="000000"/>
+        </w:rPr>
         <w:t>2. The man who lives here is kind. → ______________________________</w:t>
       </w:r>
     </w:p>
     <w:p>
-      <w:r>
+      <w:pPr>
+        <w:keepNext/>
+        <w:spacing w:before="120" w:after="60"/>
+        <w:rPr>
+          <w:color w:val="000000"/>
+        </w:rPr>
+      </w:pPr>
+      <w:r>
+        <w:rPr>
+          <w:color w:val="000000"/>
+        </w:rPr>
         <w:t>3. My book, which I bought in Hue, is useful. → ______________________________</w:t>
       </w:r>
     </w:p>
     <w:p>
-      <w:r>
+      <w:pPr>
+        <w:keepNext/>
+        <w:spacing w:before="120" w:after="60"/>
+        <w:rPr>
+          <w:color w:val="000000"/>
+        </w:rPr>
+      </w:pPr>
+      <w:r>
+        <w:rPr>
+          <w:color w:val="000000"/>
+        </w:rPr>
         <w:t>4. The person whom you called is here. → ______________________________</w:t>
       </w:r>
     </w:p>
     <w:p>
-      <w:r>
+      <w:pPr>
+        <w:keepNext/>
+        <w:spacing w:before="120" w:after="60"/>
+        <w:rPr>
+          <w:color w:val="000000"/>
+        </w:rPr>
+      </w:pPr>
+      <w:r>
+        <w:rPr>
+          <w:color w:val="000000"/>
+        </w:rPr>
         <w:t>5. Lan, whom I met yesterday, is friendly. → ______________________________</w:t>
       </w:r>
     </w:p>
     <w:p>
-      <w:r>
+      <w:pPr>
+        <w:keepNext/>
+        <w:spacing w:before="120" w:after="60"/>
+        <w:rPr>
+          <w:color w:val="000000"/>
+        </w:rPr>
+      </w:pPr>
+      <w:r>
+        <w:rPr>
+          <w:color w:val="000000"/>
+        </w:rPr>
         <w:t>6. The film which we watched was long. → ______________________________</w:t>
       </w:r>
     </w:p>
     <w:p>
-      <w:r>
+      <w:pPr>
+        <w:keepNext/>
+        <w:spacing w:before="120" w:after="60"/>
+        <w:rPr>
+          <w:color w:val="000000"/>
+        </w:rPr>
+      </w:pPr>
+      <w:r>
+        <w:rPr>
+          <w:color w:val="000000"/>
+        </w:rPr>
         <w:t>7. The car which belongs to Nam is outside. → ______________________________</w:t>
       </w:r>
     </w:p>
     <w:p>
-      <w:r>
+      <w:pPr>
+        <w:keepNext/>
+        <w:spacing w:before="120" w:after="60"/>
+        <w:rPr>
+          <w:color w:val="000000"/>
+        </w:rPr>
+      </w:pPr>
+      <w:r>
+        <w:rPr>
+          <w:color w:val="000000"/>
+        </w:rPr>
         <w:t>8. My car, which Lan drives, is new. → ______________________________</w:t>
       </w:r>
     </w:p>
     <w:p>
-      <w:r>
+      <w:pPr>
+        <w:keepNext/>
+        <w:spacing w:before="120" w:after="60"/>
+        <w:rPr>
+          <w:color w:val="000000"/>
+        </w:rPr>
+      </w:pPr>
+      <w:r>
+        <w:rPr>
+          <w:color w:val="000000"/>
+        </w:rPr>
         <w:t>9. The student that the teacher praised was happy. → ______________________________</w:t>
       </w:r>
     </w:p>
     <w:p>
-      <w:r>
+      <w:pPr>
+        <w:keepNext/>
+        <w:spacing w:before="120" w:after="60"/>
+        <w:rPr>
+          <w:color w:val="000000"/>
+        </w:rPr>
+      </w:pPr>
+      <w:r>
+        <w:rPr>
+          <w:color w:val="000000"/>
+        </w:rPr>
         <w:t>10. Mr. Long, who works here, is Canadian. → ______________________________</w:t>
       </w:r>
     </w:p>
     <w:p>
       <w:pPr>
         <w:pStyle w:val="Heading1"/>
+        <w:spacing w:before="240"/>
       </w:pPr>
       <w:r>
         <w:t>PHẦN 8. SỬA LỖI SAI (10 điểm)</w:t>
       </w:r>
     </w:p>
     <w:p>
-      <w:r>
+      <w:pPr>
+        <w:keepNext/>
+        <w:spacing w:before="120" w:after="60"/>
+        <w:rPr>
+          <w:color w:val="000000"/>
+        </w:rPr>
+      </w:pPr>
+      <w:r>
+        <w:rPr>
+          <w:color w:val="000000"/>
+        </w:rPr>
         <w:t>1. Lan that lives next door is a doctor. → ______________________________</w:t>
       </w:r>
     </w:p>
     <w:p>
-      <w:r>
+      <w:pPr>
+        <w:keepNext/>
+        <w:spacing w:before="120" w:after="60"/>
+        <w:rPr>
+          <w:color w:val="000000"/>
+        </w:rPr>
+      </w:pPr>
+      <w:r>
+        <w:rPr>
+          <w:color w:val="000000"/>
+        </w:rPr>
         <w:t>2. My car, that is red, is outside. → ______________________________</w:t>
       </w:r>
     </w:p>
     <w:p>
-      <w:r>
+      <w:pPr>
+        <w:keepNext/>
+        <w:spacing w:before="120" w:after="60"/>
+        <w:rPr>
+          <w:color w:val="000000"/>
+        </w:rPr>
+      </w:pPr>
+      <w:r>
+        <w:rPr>
+          <w:color w:val="000000"/>
+        </w:rPr>
         <w:t>3. Hanoi which is the capital is busy. → ______________________________</w:t>
       </w:r>
     </w:p>
     <w:p>
-      <w:r>
+      <w:pPr>
+        <w:keepNext/>
+        <w:spacing w:before="120" w:after="60"/>
+        <w:rPr>
+          <w:color w:val="000000"/>
+        </w:rPr>
+      </w:pPr>
+      <w:r>
+        <w:rPr>
+          <w:color w:val="000000"/>
+        </w:rPr>
         <w:t>4. The man, who called me is Tom. → ______________________________</w:t>
       </w:r>
     </w:p>
     <w:p>
-      <w:r>
+      <w:pPr>
+        <w:keepNext/>
+        <w:spacing w:before="120" w:after="60"/>
+        <w:rPr>
+          <w:color w:val="000000"/>
+        </w:rPr>
+      </w:pPr>
+      <w:r>
+        <w:rPr>
+          <w:color w:val="000000"/>
+        </w:rPr>
         <w:t>5. My phone, I bought yesterday, is new. → ______________________________</w:t>
       </w:r>
     </w:p>
     <w:p>
-      <w:r>
+      <w:pPr>
+        <w:keepNext/>
+        <w:spacing w:before="120" w:after="60"/>
+        <w:rPr>
+          <w:color w:val="000000"/>
+        </w:rPr>
+      </w:pPr>
+      <w:r>
+        <w:rPr>
+          <w:color w:val="000000"/>
+        </w:rPr>
         <w:t>6. The book, that I bought, is useful. → ______________________________</w:t>
       </w:r>
     </w:p>
     <w:p>
-      <w:r>
+      <w:pPr>
+        <w:keepNext/>
+        <w:spacing w:before="120" w:after="60"/>
+        <w:rPr>
+          <w:color w:val="000000"/>
+        </w:rPr>
+      </w:pPr>
+      <w:r>
+        <w:rPr>
+          <w:color w:val="000000"/>
+        </w:rPr>
         <w:t>7. Mr. Nam, that I met, is kind. → ______________________________</w:t>
       </w:r>
     </w:p>
     <w:p>
-      <w:r>
+      <w:pPr>
+        <w:keepNext/>
+        <w:spacing w:before="120" w:after="60"/>
+        <w:rPr>
+          <w:color w:val="000000"/>
+        </w:rPr>
+      </w:pPr>
+      <w:r>
+        <w:rPr>
+          <w:color w:val="000000"/>
+        </w:rPr>
         <w:t>8. The flight was canceled that caused delays. → ______________________________</w:t>
       </w:r>
     </w:p>
     <w:p>
-      <w:r>
+      <w:pPr>
+        <w:keepNext/>
+        <w:spacing w:before="120" w:after="60"/>
+        <w:rPr>
+          <w:color w:val="000000"/>
+        </w:rPr>
+      </w:pPr>
+      <w:r>
+        <w:rPr>
+          <w:color w:val="000000"/>
+        </w:rPr>
         <w:t>9. My father who is 60, still works. → ______________________________</w:t>
       </w:r>
     </w:p>
     <w:p>
-      <w:r>
+      <w:pPr>
+        <w:keepNext/>
+        <w:spacing w:before="120" w:after="60"/>
+        <w:rPr>
+          <w:color w:val="000000"/>
+        </w:rPr>
+      </w:pPr>
+      <w:r>
+        <w:rPr>
+          <w:color w:val="000000"/>
+        </w:rPr>
         <w:t>10. The person to that I spoke was helpful. → ______________________________</w:t>
       </w:r>
     </w:p>
     <w:p>
       <w:pPr>
         <w:pStyle w:val="Heading1"/>
+        <w:spacing w:before="240"/>
       </w:pPr>
       <w:r>
         <w:t>PHẦN 9. ĐỌC HIỂU (10 điểm)</w:t>
       </w:r>
     </w:p>
     <w:p>
-      <w:r>
+      <w:pPr>
+        <w:rPr>
+          <w:color w:val="000000"/>
+        </w:rPr>
+      </w:pPr>
+      <w:r>
+        <w:rPr>
+          <w:color w:val="000000"/>
+        </w:rPr>
         <w:t>Đọc đoạn văn:</w:t>
       </w:r>
     </w:p>
     <w:p>
-      <w:r>
+      <w:pPr>
+        <w:rPr>
+          <w:color w:val="000000"/>
+        </w:rPr>
+      </w:pPr>
+      <w:r>
+        <w:rPr>
+          <w:color w:val="000000"/>
+        </w:rPr>
         <w:t>Lan works at Green Travel, which is a small company in Hanoi. Her manager, Mr. Long, who has worked there for ten years, speaks three languages. The customers who book international tours often ask for his help. Lan uses a laptop that the company gave her. Her laptop, which is very light, is easy to carry. Last month she visited Da Nang, where the company opened a new office. The trip was delayed, which made her miss a meeting.</w:t>
       </w:r>
     </w:p>
     <w:p>
-      <w:r>
+      <w:pPr>
+        <w:rPr>
+          <w:color w:val="000000"/>
+        </w:rPr>
+      </w:pPr>
+      <w:r>
+        <w:rPr>
+          <w:color w:val="000000"/>
+        </w:rPr>
         <w:t>Trả lời câu hỏi:</w:t>
       </w:r>
     </w:p>
     <w:p>
-      <w:r>
+      <w:pPr>
+        <w:keepNext/>
+        <w:spacing w:before="120" w:after="60"/>
+        <w:rPr>
+          <w:color w:val="000000"/>
+        </w:rPr>
+      </w:pPr>
+      <w:r>
+        <w:rPr>
+          <w:color w:val="000000"/>
+        </w:rPr>
         <w:t>1. Where does Lan work?</w:t>
       </w:r>
     </w:p>
     <w:p>
-      <w:r>
+      <w:pPr>
+        <w:keepNext/>
+        <w:spacing w:before="120" w:after="60"/>
+        <w:rPr>
+          <w:color w:val="000000"/>
+        </w:rPr>
+      </w:pPr>
+      <w:r>
+        <w:rPr>
+          <w:color w:val="000000"/>
+        </w:rPr>
         <w:t>2. Is Green Travel large or small?</w:t>
       </w:r>
     </w:p>
     <w:p>
-      <w:r>
+      <w:pPr>
+        <w:keepNext/>
+        <w:spacing w:before="120" w:after="60"/>
+        <w:rPr>
+          <w:color w:val="000000"/>
+        </w:rPr>
+      </w:pPr>
+      <w:r>
+        <w:rPr>
+          <w:color w:val="000000"/>
+        </w:rPr>
         <w:t>3. Who is Mr. Long?</w:t>
       </w:r>
     </w:p>
     <w:p>
-      <w:r>
+      <w:pPr>
+        <w:keepNext/>
+        <w:spacing w:before="120" w:after="60"/>
+        <w:rPr>
+          <w:color w:val="000000"/>
+        </w:rPr>
+      </w:pPr>
+      <w:r>
+        <w:rPr>
+          <w:color w:val="000000"/>
+        </w:rPr>
         <w:t>4. How long has he worked there?</w:t>
       </w:r>
     </w:p>
     <w:p>
-      <w:r>
+      <w:pPr>
+        <w:keepNext/>
+        <w:spacing w:before="120" w:after="60"/>
+        <w:rPr>
+          <w:color w:val="000000"/>
+        </w:rPr>
+      </w:pPr>
+      <w:r>
+        <w:rPr>
+          <w:color w:val="000000"/>
+        </w:rPr>
         <w:t>5. Which customers ask for his help?</w:t>
       </w:r>
     </w:p>
     <w:p>
-      <w:r>
+      <w:pPr>
+        <w:keepNext/>
+        <w:spacing w:before="120" w:after="60"/>
+        <w:rPr>
+          <w:color w:val="000000"/>
+        </w:rPr>
+      </w:pPr>
+      <w:r>
+        <w:rPr>
+          <w:color w:val="000000"/>
+        </w:rPr>
         <w:t>6. Who gave Lan the laptop?</w:t>
       </w:r>
     </w:p>
     <w:p>
-      <w:r>
+      <w:pPr>
+        <w:keepNext/>
+        <w:spacing w:before="120" w:after="60"/>
+        <w:rPr>
+          <w:color w:val="000000"/>
+        </w:rPr>
+      </w:pPr>
+      <w:r>
+        <w:rPr>
+          <w:color w:val="000000"/>
+        </w:rPr>
         <w:t>7. What is special about the laptop?</w:t>
       </w:r>
     </w:p>
     <w:p>
-      <w:r>
+      <w:pPr>
+        <w:keepNext/>
+        <w:spacing w:before="120" w:after="60"/>
+        <w:rPr>
+          <w:color w:val="000000"/>
+        </w:rPr>
+      </w:pPr>
+      <w:r>
+        <w:rPr>
+          <w:color w:val="000000"/>
+        </w:rPr>
         <w:t>8. Where did she visit last month?</w:t>
       </w:r>
     </w:p>
     <w:p>
-      <w:r>
+      <w:pPr>
+        <w:keepNext/>
+        <w:spacing w:before="120" w:after="60"/>
+        <w:rPr>
+          <w:color w:val="000000"/>
+        </w:rPr>
+      </w:pPr>
+      <w:r>
+        <w:rPr>
+          <w:color w:val="000000"/>
+        </w:rPr>
         <w:t>9. What did the company open there?</w:t>
       </w:r>
     </w:p>
     <w:p>
-      <w:r>
+      <w:pPr>
+        <w:keepNext/>
+        <w:spacing w:before="120" w:after="60"/>
+        <w:rPr>
+          <w:color w:val="000000"/>
+        </w:rPr>
+      </w:pPr>
+      <w:r>
+        <w:rPr>
+          <w:color w:val="000000"/>
+        </w:rPr>
         <w:t>10. What made her miss a meeting?</w:t>
       </w:r>
     </w:p>
     <w:p>
       <w:pPr>
         <w:pStyle w:val="Heading1"/>
+        <w:spacing w:before="240"/>
       </w:pPr>
       <w:r>
         <w:t>PHẦN 10. VIẾT CÂU HOÀN CHỈNH (10 điểm)</w:t>
       </w:r>
     </w:p>
     <w:p>
-      <w:r>
+      <w:pPr>
+        <w:keepNext/>
+        <w:spacing w:before="120" w:after="60"/>
+        <w:rPr>
+          <w:color w:val="000000"/>
+        </w:rPr>
+      </w:pPr>
+      <w:r>
+        <w:rPr>
+          <w:color w:val="000000"/>
+        </w:rPr>
         <w:t>1. man / who / call me / Tom → ______________________________</w:t>
       </w:r>
     </w:p>
     <w:p>
-      <w:r>
+      <w:pPr>
+        <w:keepNext/>
+        <w:spacing w:before="120" w:after="60"/>
+        <w:rPr>
+          <w:color w:val="000000"/>
+        </w:rPr>
+      </w:pPr>
+      <w:r>
+        <w:rPr>
+          <w:color w:val="000000"/>
+        </w:rPr>
         <w:t>2. Tom / who / call yesterday / uncle → ______________________________</w:t>
       </w:r>
     </w:p>
     <w:p>
-      <w:r>
+      <w:pPr>
+        <w:keepNext/>
+        <w:spacing w:before="120" w:after="60"/>
+        <w:rPr>
+          <w:color w:val="000000"/>
+        </w:rPr>
+      </w:pPr>
+      <w:r>
+        <w:rPr>
+          <w:color w:val="000000"/>
+        </w:rPr>
         <w:t>3. book / that / I buy / useful → ______________________________</w:t>
       </w:r>
     </w:p>
     <w:p>
-      <w:r>
+      <w:pPr>
+        <w:keepNext/>
+        <w:spacing w:before="120" w:after="60"/>
+        <w:rPr>
+          <w:color w:val="000000"/>
+        </w:rPr>
+      </w:pPr>
+      <w:r>
+        <w:rPr>
+          <w:color w:val="000000"/>
+        </w:rPr>
         <w:t>4. my book / which / buy in Hue / useful → ______________________________</w:t>
       </w:r>
     </w:p>
     <w:p>
-      <w:r>
+      <w:pPr>
+        <w:keepNext/>
+        <w:spacing w:before="120" w:after="60"/>
+        <w:rPr>
+          <w:color w:val="000000"/>
+        </w:rPr>
+      </w:pPr>
+      <w:r>
+        <w:rPr>
+          <w:color w:val="000000"/>
+        </w:rPr>
         <w:t>5. café / where / we meet / closed → ______________________________</w:t>
       </w:r>
     </w:p>
     <w:p>
-      <w:r>
+      <w:pPr>
+        <w:keepNext/>
+        <w:spacing w:before="120" w:after="60"/>
+        <w:rPr>
+          <w:color w:val="000000"/>
+        </w:rPr>
+      </w:pPr>
+      <w:r>
+        <w:rPr>
+          <w:color w:val="000000"/>
+        </w:rPr>
         <w:t>6. Da Lat / where / parents meet / beautiful → ______________________________</w:t>
       </w:r>
     </w:p>
     <w:p>
-      <w:r>
+      <w:pPr>
+        <w:keepNext/>
+        <w:spacing w:before="120" w:after="60"/>
+        <w:rPr>
+          <w:color w:val="000000"/>
+        </w:rPr>
+      </w:pPr>
+      <w:r>
+        <w:rPr>
+          <w:color w:val="000000"/>
+        </w:rPr>
         <w:t>7. Lan / who / study hard / pass exam → ______________________________</w:t>
       </w:r>
     </w:p>
     <w:p>
-      <w:r>
+      <w:pPr>
+        <w:keepNext/>
+        <w:spacing w:before="120" w:after="60"/>
+        <w:rPr>
+          <w:color w:val="000000"/>
+        </w:rPr>
+      </w:pPr>
+      <w:r>
+        <w:rPr>
+          <w:color w:val="000000"/>
+        </w:rPr>
         <w:t>8. my car / which / be outside / red → ______________________________</w:t>
       </w:r>
     </w:p>
     <w:p>
-      <w:r>
+      <w:pPr>
+        <w:keepNext/>
+        <w:spacing w:before="120" w:after="60"/>
+        <w:rPr>
+          <w:color w:val="000000"/>
+        </w:rPr>
+      </w:pPr>
+      <w:r>
+        <w:rPr>
+          <w:color w:val="000000"/>
+        </w:rPr>
         <w:t>9. flight / cancel / which / cause delays → ______________________________</w:t>
       </w:r>
     </w:p>
     <w:p>
-      <w:r>
+      <w:pPr>
+        <w:keepNext/>
+        <w:spacing w:before="120" w:after="60"/>
+        <w:rPr>
+          <w:color w:val="000000"/>
+        </w:rPr>
+      </w:pPr>
+      <w:r>
+        <w:rPr>
+          <w:color w:val="000000"/>
+        </w:rPr>
         <w:t>10. Mr. Nam / to whom / I speak / helpful → ______________________________</w:t>
       </w:r>
     </w:p>
     <w:p>
       <w:pPr>
         <w:spacing w:after="160"/>
-      </w:pPr>
-      <w:r>
+        <w:rPr>
+          <w:color w:val="000000"/>
+        </w:rPr>
+      </w:pPr>
+      <w:r>
+        <w:rPr>
+          <w:color w:val="000000"/>
+        </w:rPr>
         <w:br w:type="page"/>
       </w:r>
     </w:p>
     <w:p>
       <w:pPr>
         <w:pStyle w:val="Title"/>
+        <w:keepNext/>
+        <w:pageBreakBefore/>
+        <w:spacing w:after="240"/>
         <w:jc w:val="center"/>
         <w:rPr>
           <w:rFonts w:ascii="Arial" w:hAnsi="Arial" w:cs="Arial"/>
           <w:b/>
+          <w:color w:val="000000"/>
           <w:sz w:val="32"/>
         </w:rPr>
       </w:pPr>
@@ -669,6 +1732,7 @@
         <w:rPr>
           <w:rFonts w:ascii="Arial" w:hAnsi="Arial" w:cs="Arial"/>
           <w:b/>
+          <w:color w:val="000000"/>
           <w:sz w:val="32"/>
         </w:rPr>
         <w:t>ĐÁP ÁN</w:t>
@@ -677,18 +1741,22 @@
     <w:p>
       <w:pPr>
         <w:pStyle w:val="Title"/>
+        <w:keepNext/>
+        <w:spacing w:after="240"/>
         <w:jc w:val="center"/>
         <w:rPr>
           <w:rFonts w:ascii="Arial" w:hAnsi="Arial" w:cs="Arial"/>
           <w:b/>
-          <w:sz w:val="36"/>
+          <w:color w:val="000000"/>
+          <w:sz w:val="30"/>
         </w:rPr>
       </w:pPr>
       <w:r>
         <w:rPr>
           <w:rFonts w:ascii="Arial" w:hAnsi="Arial" w:cs="Arial"/>
           <w:b/>
-          <w:sz w:val="36"/>
+          <w:color w:val="000000"/>
+          <w:sz w:val="30"/>
         </w:rPr>
         <w:t>BÀI TẬP NGÀY 52 – MỆNH ĐỀ QUAN HỆ XÁC ĐỊNH/KHÔNG XÁC ĐỊNH</w:t>
       </w:r>
@@ -696,584 +1764,1500 @@
     <w:p>
       <w:pPr>
         <w:pStyle w:val="Heading1"/>
+        <w:spacing w:before="0"/>
       </w:pPr>
       <w:r>
         <w:t>PHẦN 1</w:t>
       </w:r>
     </w:p>
     <w:p>
-      <w:r>
+      <w:pPr>
+        <w:spacing w:after="160"/>
+        <w:rPr>
+          <w:color w:val="000000"/>
+        </w:rPr>
+      </w:pPr>
+      <w:r>
+        <w:rPr>
+          <w:color w:val="000000"/>
+        </w:rPr>
         <w:t>1. D</w:t>
       </w:r>
     </w:p>
     <w:p>
-      <w:r>
+      <w:pPr>
+        <w:spacing w:after="160"/>
+        <w:rPr>
+          <w:color w:val="000000"/>
+        </w:rPr>
+      </w:pPr>
+      <w:r>
+        <w:rPr>
+          <w:color w:val="000000"/>
+        </w:rPr>
         <w:t>2. ND</w:t>
       </w:r>
     </w:p>
     <w:p>
-      <w:r>
+      <w:pPr>
+        <w:spacing w:after="160"/>
+        <w:rPr>
+          <w:color w:val="000000"/>
+        </w:rPr>
+      </w:pPr>
+      <w:r>
+        <w:rPr>
+          <w:color w:val="000000"/>
+        </w:rPr>
         <w:t>3. D</w:t>
       </w:r>
     </w:p>
     <w:p>
-      <w:r>
+      <w:pPr>
+        <w:spacing w:after="160"/>
+        <w:rPr>
+          <w:color w:val="000000"/>
+        </w:rPr>
+      </w:pPr>
+      <w:r>
+        <w:rPr>
+          <w:color w:val="000000"/>
+        </w:rPr>
         <w:t>4. ND</w:t>
       </w:r>
     </w:p>
     <w:p>
-      <w:r>
+      <w:pPr>
+        <w:spacing w:after="160"/>
+        <w:rPr>
+          <w:color w:val="000000"/>
+        </w:rPr>
+      </w:pPr>
+      <w:r>
+        <w:rPr>
+          <w:color w:val="000000"/>
+        </w:rPr>
         <w:t>5. D</w:t>
       </w:r>
     </w:p>
     <w:p>
-      <w:r>
+      <w:pPr>
+        <w:spacing w:after="160"/>
+        <w:rPr>
+          <w:color w:val="000000"/>
+        </w:rPr>
+      </w:pPr>
+      <w:r>
+        <w:rPr>
+          <w:color w:val="000000"/>
+        </w:rPr>
         <w:t>6. ND</w:t>
       </w:r>
     </w:p>
     <w:p>
-      <w:r>
+      <w:pPr>
+        <w:spacing w:after="160"/>
+        <w:rPr>
+          <w:color w:val="000000"/>
+        </w:rPr>
+      </w:pPr>
+      <w:r>
+        <w:rPr>
+          <w:color w:val="000000"/>
+        </w:rPr>
         <w:t>7. D</w:t>
       </w:r>
     </w:p>
     <w:p>
-      <w:r>
+      <w:pPr>
+        <w:spacing w:after="160"/>
+        <w:rPr>
+          <w:color w:val="000000"/>
+        </w:rPr>
+      </w:pPr>
+      <w:r>
+        <w:rPr>
+          <w:color w:val="000000"/>
+        </w:rPr>
         <w:t>8. ND</w:t>
       </w:r>
     </w:p>
     <w:p>
-      <w:r>
+      <w:pPr>
+        <w:spacing w:after="160"/>
+        <w:rPr>
+          <w:color w:val="000000"/>
+        </w:rPr>
+      </w:pPr>
+      <w:r>
+        <w:rPr>
+          <w:color w:val="000000"/>
+        </w:rPr>
         <w:t>9. D</w:t>
       </w:r>
     </w:p>
     <w:p>
-      <w:r>
+      <w:pPr>
+        <w:spacing w:after="160"/>
+        <w:rPr>
+          <w:color w:val="000000"/>
+        </w:rPr>
+      </w:pPr>
+      <w:r>
+        <w:rPr>
+          <w:color w:val="000000"/>
+        </w:rPr>
         <w:t>10. ND</w:t>
       </w:r>
     </w:p>
     <w:p>
       <w:pPr>
         <w:pStyle w:val="Heading1"/>
+        <w:spacing w:before="240"/>
       </w:pPr>
       <w:r>
         <w:t>PHẦN 2</w:t>
       </w:r>
     </w:p>
     <w:p>
-      <w:r>
+      <w:pPr>
+        <w:spacing w:after="160"/>
+        <w:rPr>
+          <w:color w:val="000000"/>
+        </w:rPr>
+      </w:pPr>
+      <w:r>
+        <w:rPr>
+          <w:color w:val="000000"/>
+        </w:rPr>
         <w:t>1. who/that</w:t>
       </w:r>
     </w:p>
     <w:p>
-      <w:r>
+      <w:pPr>
+        <w:spacing w:after="160"/>
+        <w:rPr>
+          <w:color w:val="000000"/>
+        </w:rPr>
+      </w:pPr>
+      <w:r>
+        <w:rPr>
+          <w:color w:val="000000"/>
+        </w:rPr>
         <w:t>2. who</w:t>
       </w:r>
     </w:p>
     <w:p>
-      <w:r>
+      <w:pPr>
+        <w:spacing w:after="160"/>
+        <w:rPr>
+          <w:color w:val="000000"/>
+        </w:rPr>
+      </w:pPr>
+      <w:r>
+        <w:rPr>
+          <w:color w:val="000000"/>
+        </w:rPr>
         <w:t>3. which/that</w:t>
       </w:r>
     </w:p>
     <w:p>
-      <w:r>
+      <w:pPr>
+        <w:spacing w:after="160"/>
+        <w:rPr>
+          <w:color w:val="000000"/>
+        </w:rPr>
+      </w:pPr>
+      <w:r>
+        <w:rPr>
+          <w:color w:val="000000"/>
+        </w:rPr>
         <w:t>4. which</w:t>
       </w:r>
     </w:p>
     <w:p>
-      <w:r>
+      <w:pPr>
+        <w:spacing w:after="160"/>
+        <w:rPr>
+          <w:color w:val="000000"/>
+        </w:rPr>
+      </w:pPr>
+      <w:r>
+        <w:rPr>
+          <w:color w:val="000000"/>
+        </w:rPr>
         <w:t>5. whom</w:t>
       </w:r>
     </w:p>
     <w:p>
-      <w:r>
+      <w:pPr>
+        <w:spacing w:after="160"/>
+        <w:rPr>
+          <w:color w:val="000000"/>
+        </w:rPr>
+      </w:pPr>
+      <w:r>
+        <w:rPr>
+          <w:color w:val="000000"/>
+        </w:rPr>
         <w:t>6. whom</w:t>
       </w:r>
     </w:p>
     <w:p>
-      <w:r>
+      <w:pPr>
+        <w:spacing w:after="160"/>
+        <w:rPr>
+          <w:color w:val="000000"/>
+        </w:rPr>
+      </w:pPr>
+      <w:r>
+        <w:rPr>
+          <w:color w:val="000000"/>
+        </w:rPr>
         <w:t>7. where</w:t>
       </w:r>
     </w:p>
     <w:p>
-      <w:r>
+      <w:pPr>
+        <w:spacing w:after="160"/>
+        <w:rPr>
+          <w:color w:val="000000"/>
+        </w:rPr>
+      </w:pPr>
+      <w:r>
+        <w:rPr>
+          <w:color w:val="000000"/>
+        </w:rPr>
         <w:t>8. where</w:t>
       </w:r>
     </w:p>
     <w:p>
-      <w:r>
+      <w:pPr>
+        <w:spacing w:after="160"/>
+        <w:rPr>
+          <w:color w:val="000000"/>
+        </w:rPr>
+      </w:pPr>
+      <w:r>
+        <w:rPr>
+          <w:color w:val="000000"/>
+        </w:rPr>
         <w:t>9. when</w:t>
       </w:r>
     </w:p>
     <w:p>
-      <w:r>
+      <w:pPr>
+        <w:spacing w:after="160"/>
+        <w:rPr>
+          <w:color w:val="000000"/>
+        </w:rPr>
+      </w:pPr>
+      <w:r>
+        <w:rPr>
+          <w:color w:val="000000"/>
+        </w:rPr>
         <w:t>10. when</w:t>
       </w:r>
     </w:p>
     <w:p>
       <w:pPr>
         <w:pStyle w:val="Heading1"/>
+        <w:spacing w:before="240"/>
       </w:pPr>
       <w:r>
         <w:t>PHẦN 3</w:t>
       </w:r>
     </w:p>
     <w:p>
-      <w:r>
+      <w:pPr>
+        <w:spacing w:after="160"/>
+        <w:rPr>
+          <w:color w:val="000000"/>
+        </w:rPr>
+      </w:pPr>
+      <w:r>
+        <w:rPr>
+          <w:color w:val="000000"/>
+        </w:rPr>
         <w:t>1. A</w:t>
       </w:r>
     </w:p>
     <w:p>
-      <w:r>
+      <w:pPr>
+        <w:spacing w:after="160"/>
+        <w:rPr>
+          <w:color w:val="000000"/>
+        </w:rPr>
+      </w:pPr>
+      <w:r>
+        <w:rPr>
+          <w:color w:val="000000"/>
+        </w:rPr>
         <w:t>2. B</w:t>
       </w:r>
     </w:p>
     <w:p>
-      <w:r>
+      <w:pPr>
+        <w:spacing w:after="160"/>
+        <w:rPr>
+          <w:color w:val="000000"/>
+        </w:rPr>
+      </w:pPr>
+      <w:r>
+        <w:rPr>
+          <w:color w:val="000000"/>
+        </w:rPr>
         <w:t>3. A</w:t>
       </w:r>
     </w:p>
     <w:p>
-      <w:r>
+      <w:pPr>
+        <w:spacing w:after="160"/>
+        <w:rPr>
+          <w:color w:val="000000"/>
+        </w:rPr>
+      </w:pPr>
+      <w:r>
+        <w:rPr>
+          <w:color w:val="000000"/>
+        </w:rPr>
         <w:t>4. A</w:t>
       </w:r>
     </w:p>
     <w:p>
-      <w:r>
+      <w:pPr>
+        <w:spacing w:after="160"/>
+        <w:rPr>
+          <w:color w:val="000000"/>
+        </w:rPr>
+      </w:pPr>
+      <w:r>
+        <w:rPr>
+          <w:color w:val="000000"/>
+        </w:rPr>
         <w:t>5. A</w:t>
       </w:r>
     </w:p>
     <w:p>
-      <w:r>
+      <w:pPr>
+        <w:spacing w:after="160"/>
+        <w:rPr>
+          <w:color w:val="000000"/>
+        </w:rPr>
+      </w:pPr>
+      <w:r>
+        <w:rPr>
+          <w:color w:val="000000"/>
+        </w:rPr>
         <w:t>6. A</w:t>
       </w:r>
     </w:p>
     <w:p>
-      <w:r>
+      <w:pPr>
+        <w:spacing w:after="160"/>
+        <w:rPr>
+          <w:color w:val="000000"/>
+        </w:rPr>
+      </w:pPr>
+      <w:r>
+        <w:rPr>
+          <w:color w:val="000000"/>
+        </w:rPr>
         <w:t>7. A</w:t>
       </w:r>
     </w:p>
     <w:p>
-      <w:r>
+      <w:pPr>
+        <w:spacing w:after="160"/>
+        <w:rPr>
+          <w:color w:val="000000"/>
+        </w:rPr>
+      </w:pPr>
+      <w:r>
+        <w:rPr>
+          <w:color w:val="000000"/>
+        </w:rPr>
         <w:t>8. A</w:t>
       </w:r>
     </w:p>
     <w:p>
-      <w:r>
+      <w:pPr>
+        <w:spacing w:after="160"/>
+        <w:rPr>
+          <w:color w:val="000000"/>
+        </w:rPr>
+      </w:pPr>
+      <w:r>
+        <w:rPr>
+          <w:color w:val="000000"/>
+        </w:rPr>
         <w:t>9. A</w:t>
       </w:r>
     </w:p>
     <w:p>
-      <w:r>
+      <w:pPr>
+        <w:spacing w:after="160"/>
+        <w:rPr>
+          <w:color w:val="000000"/>
+        </w:rPr>
+      </w:pPr>
+      <w:r>
+        <w:rPr>
+          <w:color w:val="000000"/>
+        </w:rPr>
         <w:t>10. A</w:t>
       </w:r>
     </w:p>
     <w:p>
       <w:pPr>
         <w:pStyle w:val="Heading1"/>
+        <w:spacing w:before="240"/>
       </w:pPr>
       <w:r>
         <w:t>PHẦN 4</w:t>
       </w:r>
     </w:p>
     <w:p>
-      <w:r>
+      <w:pPr>
+        <w:spacing w:after="160"/>
+        <w:rPr>
+          <w:color w:val="000000"/>
+        </w:rPr>
+      </w:pPr>
+      <w:r>
+        <w:rPr>
+          <w:color w:val="000000"/>
+        </w:rPr>
         <w:t>1. Lan, who is my sister, works here.</w:t>
       </w:r>
     </w:p>
     <w:p>
-      <w:r>
+      <w:pPr>
+        <w:spacing w:after="160"/>
+        <w:rPr>
+          <w:color w:val="000000"/>
+        </w:rPr>
+      </w:pPr>
+      <w:r>
+        <w:rPr>
+          <w:color w:val="000000"/>
+        </w:rPr>
         <w:t>2. The girl who won the prize is Lan.</w:t>
       </w:r>
     </w:p>
     <w:p>
-      <w:r>
+      <w:pPr>
+        <w:spacing w:after="160"/>
+        <w:rPr>
+          <w:color w:val="000000"/>
+        </w:rPr>
+      </w:pPr>
+      <w:r>
+        <w:rPr>
+          <w:color w:val="000000"/>
+        </w:rPr>
         <w:t>3. Hanoi, which is the capital of Vietnam, is crowded.</w:t>
       </w:r>
     </w:p>
     <w:p>
-      <w:r>
+      <w:pPr>
+        <w:spacing w:after="160"/>
+        <w:rPr>
+          <w:color w:val="000000"/>
+        </w:rPr>
+      </w:pPr>
+      <w:r>
+        <w:rPr>
+          <w:color w:val="000000"/>
+        </w:rPr>
         <w:t>4. The book that is on the table is mine.</w:t>
       </w:r>
     </w:p>
     <w:p>
-      <w:r>
+      <w:pPr>
+        <w:spacing w:after="160"/>
+        <w:rPr>
+          <w:color w:val="000000"/>
+        </w:rPr>
+      </w:pPr>
+      <w:r>
+        <w:rPr>
+          <w:color w:val="000000"/>
+        </w:rPr>
         <w:t>5. My father, who is 60, still works.</w:t>
       </w:r>
     </w:p>
     <w:p>
-      <w:r>
+      <w:pPr>
+        <w:spacing w:after="160"/>
+        <w:rPr>
+          <w:color w:val="000000"/>
+        </w:rPr>
+      </w:pPr>
+      <w:r>
+        <w:rPr>
+          <w:color w:val="000000"/>
+        </w:rPr>
         <w:t>6. The students who arrived late missed the test.</w:t>
       </w:r>
     </w:p>
     <w:p>
-      <w:r>
+      <w:pPr>
+        <w:spacing w:after="160"/>
+        <w:rPr>
+          <w:color w:val="000000"/>
+        </w:rPr>
+      </w:pPr>
+      <w:r>
+        <w:rPr>
+          <w:color w:val="000000"/>
+        </w:rPr>
         <w:t>7. Da Lat, where my parents met, is beautiful.</w:t>
       </w:r>
     </w:p>
     <w:p>
-      <w:r>
+      <w:pPr>
+        <w:spacing w:after="160"/>
+        <w:rPr>
+          <w:color w:val="000000"/>
+        </w:rPr>
+      </w:pPr>
+      <w:r>
+        <w:rPr>
+          <w:color w:val="000000"/>
+        </w:rPr>
         <w:t>8. The restaurant where we had dinner was excellent.</w:t>
       </w:r>
     </w:p>
     <w:p>
-      <w:r>
+      <w:pPr>
+        <w:spacing w:after="160"/>
+        <w:rPr>
+          <w:color w:val="000000"/>
+        </w:rPr>
+      </w:pPr>
+      <w:r>
+        <w:rPr>
+          <w:color w:val="000000"/>
+        </w:rPr>
         <w:t>9. My laptop, which I bought last year, is broken.</w:t>
       </w:r>
     </w:p>
     <w:p>
-      <w:r>
+      <w:pPr>
+        <w:spacing w:after="160"/>
+        <w:rPr>
+          <w:color w:val="000000"/>
+        </w:rPr>
+      </w:pPr>
+      <w:r>
+        <w:rPr>
+          <w:color w:val="000000"/>
+        </w:rPr>
         <w:t>10. The man whom you called is here.</w:t>
       </w:r>
     </w:p>
     <w:p>
       <w:pPr>
         <w:pStyle w:val="Heading1"/>
+        <w:spacing w:before="240"/>
       </w:pPr>
       <w:r>
         <w:t>PHẦN 5</w:t>
       </w:r>
     </w:p>
     <w:p>
-      <w:r>
+      <w:pPr>
+        <w:spacing w:after="160"/>
+        <w:rPr>
+          <w:color w:val="000000"/>
+        </w:rPr>
+      </w:pPr>
+      <w:r>
+        <w:rPr>
+          <w:color w:val="000000"/>
+        </w:rPr>
         <w:t>1. The man who lives next door is a doctor.</w:t>
       </w:r>
     </w:p>
     <w:p>
-      <w:r>
+      <w:pPr>
+        <w:spacing w:after="160"/>
+        <w:rPr>
+          <w:color w:val="000000"/>
+        </w:rPr>
+      </w:pPr>
+      <w:r>
+        <w:rPr>
+          <w:color w:val="000000"/>
+        </w:rPr>
         <w:t>2. The book which I bought yesterday is useful.</w:t>
       </w:r>
     </w:p>
     <w:p>
-      <w:r>
+      <w:pPr>
+        <w:spacing w:after="160"/>
+        <w:rPr>
+          <w:color w:val="000000"/>
+        </w:rPr>
+      </w:pPr>
+      <w:r>
+        <w:rPr>
+          <w:color w:val="000000"/>
+        </w:rPr>
         <w:t>3. The students who studied hard passed.</w:t>
       </w:r>
     </w:p>
     <w:p>
-      <w:r>
+      <w:pPr>
+        <w:spacing w:after="160"/>
+        <w:rPr>
+          <w:color w:val="000000"/>
+        </w:rPr>
+      </w:pPr>
+      <w:r>
+        <w:rPr>
+          <w:color w:val="000000"/>
+        </w:rPr>
         <w:t>4. The café where we met is closed.</w:t>
       </w:r>
     </w:p>
     <w:p>
-      <w:r>
+      <w:pPr>
+        <w:spacing w:after="160"/>
+        <w:rPr>
+          <w:color w:val="000000"/>
+        </w:rPr>
+      </w:pPr>
+      <w:r>
+        <w:rPr>
+          <w:color w:val="000000"/>
+        </w:rPr>
         <w:t>5. The day when we arrived was rainy.</w:t>
       </w:r>
     </w:p>
     <w:p>
-      <w:r>
+      <w:pPr>
+        <w:spacing w:after="160"/>
+        <w:rPr>
+          <w:color w:val="000000"/>
+        </w:rPr>
+      </w:pPr>
+      <w:r>
+        <w:rPr>
+          <w:color w:val="000000"/>
+        </w:rPr>
         <w:t>6. The woman to whom I spoke helped me.</w:t>
       </w:r>
     </w:p>
     <w:p>
-      <w:r>
+      <w:pPr>
+        <w:spacing w:after="160"/>
+        <w:rPr>
+          <w:color w:val="000000"/>
+        </w:rPr>
+      </w:pPr>
+      <w:r>
+        <w:rPr>
+          <w:color w:val="000000"/>
+        </w:rPr>
         <w:t>7. The car which is outside belongs to Lan.</w:t>
       </w:r>
     </w:p>
     <w:p>
-      <w:r>
+      <w:pPr>
+        <w:spacing w:after="160"/>
+        <w:rPr>
+          <w:color w:val="000000"/>
+        </w:rPr>
+      </w:pPr>
+      <w:r>
+        <w:rPr>
+          <w:color w:val="000000"/>
+        </w:rPr>
         <w:t>8. The film which we watched was boring.</w:t>
       </w:r>
     </w:p>
     <w:p>
-      <w:r>
+      <w:pPr>
+        <w:spacing w:after="160"/>
+        <w:rPr>
+          <w:color w:val="000000"/>
+        </w:rPr>
+      </w:pPr>
+      <w:r>
+        <w:rPr>
+          <w:color w:val="000000"/>
+        </w:rPr>
         <w:t>9. The person whom you called is here.</w:t>
       </w:r>
     </w:p>
     <w:p>
-      <w:r>
+      <w:pPr>
+        <w:spacing w:after="160"/>
+        <w:rPr>
+          <w:color w:val="000000"/>
+        </w:rPr>
+      </w:pPr>
+      <w:r>
+        <w:rPr>
+          <w:color w:val="000000"/>
+        </w:rPr>
         <w:t>10. The reason why he left is unclear.</w:t>
       </w:r>
     </w:p>
     <w:p>
       <w:pPr>
         <w:pStyle w:val="Heading1"/>
+        <w:spacing w:before="240"/>
       </w:pPr>
       <w:r>
         <w:t>PHẦN 6</w:t>
       </w:r>
     </w:p>
     <w:p>
-      <w:r>
+      <w:pPr>
+        <w:spacing w:after="160"/>
+        <w:rPr>
+          <w:color w:val="000000"/>
+        </w:rPr>
+      </w:pPr>
+      <w:r>
+        <w:rPr>
+          <w:color w:val="000000"/>
+        </w:rPr>
         <w:t>1. Lan, who lives in Hue, is my sister.</w:t>
       </w:r>
     </w:p>
     <w:p>
-      <w:r>
+      <w:pPr>
+        <w:spacing w:after="160"/>
+        <w:rPr>
+          <w:color w:val="000000"/>
+        </w:rPr>
+      </w:pPr>
+      <w:r>
+        <w:rPr>
+          <w:color w:val="000000"/>
+        </w:rPr>
         <w:t>2. Hanoi, which is the capital of Vietnam, is very busy.</w:t>
       </w:r>
     </w:p>
     <w:p>
-      <w:r>
+      <w:pPr>
+        <w:spacing w:after="160"/>
+        <w:rPr>
+          <w:color w:val="000000"/>
+        </w:rPr>
+      </w:pPr>
+      <w:r>
+        <w:rPr>
+          <w:color w:val="000000"/>
+        </w:rPr>
         <w:t>3. My father, who is 60, still works.</w:t>
       </w:r>
     </w:p>
     <w:p>
-      <w:r>
+      <w:pPr>
+        <w:spacing w:after="160"/>
+        <w:rPr>
+          <w:color w:val="000000"/>
+        </w:rPr>
+      </w:pPr>
+      <w:r>
+        <w:rPr>
+          <w:color w:val="000000"/>
+        </w:rPr>
         <w:t>4. My car, which I bought last year, is already broken.</w:t>
       </w:r>
     </w:p>
     <w:p>
-      <w:r>
+      <w:pPr>
+        <w:spacing w:after="160"/>
+        <w:rPr>
+          <w:color w:val="000000"/>
+        </w:rPr>
+      </w:pPr>
+      <w:r>
+        <w:rPr>
+          <w:color w:val="000000"/>
+        </w:rPr>
         <w:t>5. Da Lat, where my parents met, is beautiful.</w:t>
       </w:r>
     </w:p>
     <w:p>
-      <w:r>
+      <w:pPr>
+        <w:spacing w:after="160"/>
+        <w:rPr>
+          <w:color w:val="000000"/>
+        </w:rPr>
+      </w:pPr>
+      <w:r>
+        <w:rPr>
+          <w:color w:val="000000"/>
+        </w:rPr>
         <w:t>6. Mr. Nam, whom I met yesterday, is our manager.</w:t>
       </w:r>
     </w:p>
     <w:p>
-      <w:r>
+      <w:pPr>
+        <w:spacing w:after="160"/>
+        <w:rPr>
+          <w:color w:val="000000"/>
+        </w:rPr>
+      </w:pPr>
+      <w:r>
+        <w:rPr>
+          <w:color w:val="000000"/>
+        </w:rPr>
         <w:t>7. Sunday, when we usually rest, was busy.</w:t>
       </w:r>
     </w:p>
     <w:p>
-      <w:r>
+      <w:pPr>
+        <w:spacing w:after="160"/>
+        <w:rPr>
+          <w:color w:val="000000"/>
+        </w:rPr>
+      </w:pPr>
+      <w:r>
+        <w:rPr>
+          <w:color w:val="000000"/>
+        </w:rPr>
         <w:t>8. The Sun, which is a star, provides light.</w:t>
       </w:r>
     </w:p>
     <w:p>
-      <w:r>
+      <w:pPr>
+        <w:spacing w:after="160"/>
+        <w:rPr>
+          <w:color w:val="000000"/>
+        </w:rPr>
+      </w:pPr>
+      <w:r>
+        <w:rPr>
+          <w:color w:val="000000"/>
+        </w:rPr>
         <w:t>9. Lan passed the exam, which surprised everyone.</w:t>
       </w:r>
     </w:p>
     <w:p>
-      <w:r>
+      <w:pPr>
+        <w:spacing w:after="160"/>
+        <w:rPr>
+          <w:color w:val="000000"/>
+        </w:rPr>
+      </w:pPr>
+      <w:r>
+        <w:rPr>
+          <w:color w:val="000000"/>
+        </w:rPr>
         <w:t>10. It rained all day, which ruined our picnic.</w:t>
       </w:r>
     </w:p>
     <w:p>
       <w:pPr>
         <w:pStyle w:val="Heading1"/>
+        <w:spacing w:before="240"/>
       </w:pPr>
       <w:r>
         <w:t>PHẦN 7</w:t>
       </w:r>
     </w:p>
     <w:p>
-      <w:r>
+      <w:pPr>
+        <w:spacing w:after="160"/>
+        <w:rPr>
+          <w:color w:val="000000"/>
+        </w:rPr>
+      </w:pPr>
+      <w:r>
+        <w:rPr>
+          <w:color w:val="000000"/>
+        </w:rPr>
         <w:t>1. The book I bought is useful.</w:t>
       </w:r>
     </w:p>
     <w:p>
-      <w:r>
+      <w:pPr>
+        <w:spacing w:after="160"/>
+        <w:rPr>
+          <w:color w:val="000000"/>
+        </w:rPr>
+      </w:pPr>
+      <w:r>
+        <w:rPr>
+          <w:color w:val="000000"/>
+        </w:rPr>
         <w:t>2. Không thể lược bỏ.</w:t>
       </w:r>
     </w:p>
     <w:p>
-      <w:r>
+      <w:pPr>
+        <w:spacing w:after="160"/>
+        <w:rPr>
+          <w:color w:val="000000"/>
+        </w:rPr>
+      </w:pPr>
+      <w:r>
+        <w:rPr>
+          <w:color w:val="000000"/>
+        </w:rPr>
         <w:t>3. Không thể lược bỏ.</w:t>
       </w:r>
     </w:p>
     <w:p>
-      <w:r>
+      <w:pPr>
+        <w:spacing w:after="160"/>
+        <w:rPr>
+          <w:color w:val="000000"/>
+        </w:rPr>
+      </w:pPr>
+      <w:r>
+        <w:rPr>
+          <w:color w:val="000000"/>
+        </w:rPr>
         <w:t>4. The person you called is here.</w:t>
       </w:r>
     </w:p>
     <w:p>
-      <w:r>
+      <w:pPr>
+        <w:spacing w:after="160"/>
+        <w:rPr>
+          <w:color w:val="000000"/>
+        </w:rPr>
+      </w:pPr>
+      <w:r>
+        <w:rPr>
+          <w:color w:val="000000"/>
+        </w:rPr>
         <w:t>5. Không thể lược bỏ.</w:t>
       </w:r>
     </w:p>
     <w:p>
-      <w:r>
+      <w:pPr>
+        <w:spacing w:after="160"/>
+        <w:rPr>
+          <w:color w:val="000000"/>
+        </w:rPr>
+      </w:pPr>
+      <w:r>
+        <w:rPr>
+          <w:color w:val="000000"/>
+        </w:rPr>
         <w:t>6. The film we watched was long.</w:t>
       </w:r>
     </w:p>
     <w:p>
-      <w:r>
+      <w:pPr>
+        <w:spacing w:after="160"/>
+        <w:rPr>
+          <w:color w:val="000000"/>
+        </w:rPr>
+      </w:pPr>
+      <w:r>
+        <w:rPr>
+          <w:color w:val="000000"/>
+        </w:rPr>
         <w:t>7. Không thể lược bỏ.</w:t>
       </w:r>
     </w:p>
     <w:p>
-      <w:r>
+      <w:pPr>
+        <w:spacing w:after="160"/>
+        <w:rPr>
+          <w:color w:val="000000"/>
+        </w:rPr>
+      </w:pPr>
+      <w:r>
+        <w:rPr>
+          <w:color w:val="000000"/>
+        </w:rPr>
         <w:t>8. Không thể lược bỏ.</w:t>
       </w:r>
     </w:p>
     <w:p>
-      <w:r>
+      <w:pPr>
+        <w:spacing w:after="160"/>
+        <w:rPr>
+          <w:color w:val="000000"/>
+        </w:rPr>
+      </w:pPr>
+      <w:r>
+        <w:rPr>
+          <w:color w:val="000000"/>
+        </w:rPr>
         <w:t>9. The student the teacher praised was happy.</w:t>
       </w:r>
     </w:p>
     <w:p>
-      <w:r>
+      <w:pPr>
+        <w:spacing w:after="160"/>
+        <w:rPr>
+          <w:color w:val="000000"/>
+        </w:rPr>
+      </w:pPr>
+      <w:r>
+        <w:rPr>
+          <w:color w:val="000000"/>
+        </w:rPr>
         <w:t>10. Không thể lược bỏ.</w:t>
       </w:r>
     </w:p>
     <w:p>
       <w:pPr>
         <w:pStyle w:val="Heading1"/>
+        <w:spacing w:before="240"/>
       </w:pPr>
       <w:r>
         <w:t>PHẦN 8</w:t>
       </w:r>
     </w:p>
     <w:p>
-      <w:r>
+      <w:pPr>
+        <w:spacing w:after="160"/>
+        <w:rPr>
+          <w:color w:val="000000"/>
+        </w:rPr>
+      </w:pPr>
+      <w:r>
+        <w:rPr>
+          <w:color w:val="000000"/>
+        </w:rPr>
         <w:t>1. Lan, who lives next door, is a doctor.</w:t>
       </w:r>
     </w:p>
     <w:p>
-      <w:r>
+      <w:pPr>
+        <w:spacing w:after="160"/>
+        <w:rPr>
+          <w:color w:val="000000"/>
+        </w:rPr>
+      </w:pPr>
+      <w:r>
+        <w:rPr>
+          <w:color w:val="000000"/>
+        </w:rPr>
         <w:t>2. My car, which is red, is outside.</w:t>
       </w:r>
     </w:p>
     <w:p>
-      <w:r>
+      <w:pPr>
+        <w:spacing w:after="160"/>
+        <w:rPr>
+          <w:color w:val="000000"/>
+        </w:rPr>
+      </w:pPr>
+      <w:r>
+        <w:rPr>
+          <w:color w:val="000000"/>
+        </w:rPr>
         <w:t>3. Hanoi, which is the capital, is busy.</w:t>
       </w:r>
     </w:p>
     <w:p>
-      <w:r>
+      <w:pPr>
+        <w:spacing w:after="160"/>
+        <w:rPr>
+          <w:color w:val="000000"/>
+        </w:rPr>
+      </w:pPr>
+      <w:r>
+        <w:rPr>
+          <w:color w:val="000000"/>
+        </w:rPr>
         <w:t>4. The man who called me is Tom.</w:t>
       </w:r>
     </w:p>
     <w:p>
-      <w:r>
+      <w:pPr>
+        <w:spacing w:after="160"/>
+        <w:rPr>
+          <w:color w:val="000000"/>
+        </w:rPr>
+      </w:pPr>
+      <w:r>
+        <w:rPr>
+          <w:color w:val="000000"/>
+        </w:rPr>
         <w:t>5. My phone, which I bought yesterday, is new.</w:t>
       </w:r>
     </w:p>
     <w:p>
-      <w:r>
+      <w:pPr>
+        <w:spacing w:after="160"/>
+        <w:rPr>
+          <w:color w:val="000000"/>
+        </w:rPr>
+      </w:pPr>
+      <w:r>
+        <w:rPr>
+          <w:color w:val="000000"/>
+        </w:rPr>
         <w:t>6. The book that I bought is useful.</w:t>
       </w:r>
     </w:p>
     <w:p>
-      <w:r>
+      <w:pPr>
+        <w:spacing w:after="160"/>
+        <w:rPr>
+          <w:color w:val="000000"/>
+        </w:rPr>
+      </w:pPr>
+      <w:r>
+        <w:rPr>
+          <w:color w:val="000000"/>
+        </w:rPr>
         <w:t>7. Mr. Nam, whom I met, is kind.</w:t>
       </w:r>
     </w:p>
     <w:p>
-      <w:r>
+      <w:pPr>
+        <w:spacing w:after="160"/>
+        <w:rPr>
+          <w:color w:val="000000"/>
+        </w:rPr>
+      </w:pPr>
+      <w:r>
+        <w:rPr>
+          <w:color w:val="000000"/>
+        </w:rPr>
         <w:t>8. The flight was canceled, which caused delays.</w:t>
       </w:r>
     </w:p>
     <w:p>
-      <w:r>
+      <w:pPr>
+        <w:spacing w:after="160"/>
+        <w:rPr>
+          <w:color w:val="000000"/>
+        </w:rPr>
+      </w:pPr>
+      <w:r>
+        <w:rPr>
+          <w:color w:val="000000"/>
+        </w:rPr>
         <w:t>9. My father, who is 60, still works.</w:t>
       </w:r>
     </w:p>
     <w:p>
-      <w:r>
+      <w:pPr>
+        <w:spacing w:after="160"/>
+        <w:rPr>
+          <w:color w:val="000000"/>
+        </w:rPr>
+      </w:pPr>
+      <w:r>
+        <w:rPr>
+          <w:color w:val="000000"/>
+        </w:rPr>
         <w:t>10. The person to whom I spoke was helpful.</w:t>
       </w:r>
     </w:p>
     <w:p>
       <w:pPr>
         <w:pStyle w:val="Heading1"/>
+        <w:spacing w:before="240"/>
       </w:pPr>
       <w:r>
         <w:t>PHẦN 9</w:t>
       </w:r>
     </w:p>
     <w:p>
-      <w:r>
+      <w:pPr>
+        <w:spacing w:after="160"/>
+        <w:rPr>
+          <w:color w:val="000000"/>
+        </w:rPr>
+      </w:pPr>
+      <w:r>
+        <w:rPr>
+          <w:color w:val="000000"/>
+        </w:rPr>
         <w:t>1. At Green Travel.</w:t>
       </w:r>
     </w:p>
     <w:p>
-      <w:r>
+      <w:pPr>
+        <w:spacing w:after="160"/>
+        <w:rPr>
+          <w:color w:val="000000"/>
+        </w:rPr>
+      </w:pPr>
+      <w:r>
+        <w:rPr>
+          <w:color w:val="000000"/>
+        </w:rPr>
         <w:t>2. It is small.</w:t>
       </w:r>
     </w:p>
     <w:p>
-      <w:r>
+      <w:pPr>
+        <w:spacing w:after="160"/>
+        <w:rPr>
+          <w:color w:val="000000"/>
+        </w:rPr>
+      </w:pPr>
+      <w:r>
+        <w:rPr>
+          <w:color w:val="000000"/>
+        </w:rPr>
         <w:t>3. Lan's manager.</w:t>
       </w:r>
     </w:p>
     <w:p>
-      <w:r>
+      <w:pPr>
+        <w:spacing w:after="160"/>
+        <w:rPr>
+          <w:color w:val="000000"/>
+        </w:rPr>
+      </w:pPr>
+      <w:r>
+        <w:rPr>
+          <w:color w:val="000000"/>
+        </w:rPr>
         <w:t>4. For ten years.</w:t>
       </w:r>
     </w:p>
     <w:p>
-      <w:r>
+      <w:pPr>
+        <w:spacing w:after="160"/>
+        <w:rPr>
+          <w:color w:val="000000"/>
+        </w:rPr>
+      </w:pPr>
+      <w:r>
+        <w:rPr>
+          <w:color w:val="000000"/>
+        </w:rPr>
         <w:t>5. Customers who book international tours.</w:t>
       </w:r>
     </w:p>
     <w:p>
-      <w:r>
+      <w:pPr>
+        <w:spacing w:after="160"/>
+        <w:rPr>
+          <w:color w:val="000000"/>
+        </w:rPr>
+      </w:pPr>
+      <w:r>
+        <w:rPr>
+          <w:color w:val="000000"/>
+        </w:rPr>
         <w:t>6. The company.</w:t>
       </w:r>
     </w:p>
     <w:p>
-      <w:r>
+      <w:pPr>
+        <w:spacing w:after="160"/>
+        <w:rPr>
+          <w:color w:val="000000"/>
+        </w:rPr>
+      </w:pPr>
+      <w:r>
+        <w:rPr>
+          <w:color w:val="000000"/>
+        </w:rPr>
         <w:t>7. It is very light.</w:t>
       </w:r>
     </w:p>
     <w:p>
-      <w:r>
+      <w:pPr>
+        <w:spacing w:after="160"/>
+        <w:rPr>
+          <w:color w:val="000000"/>
+        </w:rPr>
+      </w:pPr>
+      <w:r>
+        <w:rPr>
+          <w:color w:val="000000"/>
+        </w:rPr>
         <w:t>8. Da Nang.</w:t>
       </w:r>
     </w:p>
     <w:p>
-      <w:r>
+      <w:pPr>
+        <w:spacing w:after="160"/>
+        <w:rPr>
+          <w:color w:val="000000"/>
+        </w:rPr>
+      </w:pPr>
+      <w:r>
+        <w:rPr>
+          <w:color w:val="000000"/>
+        </w:rPr>
         <w:t>9. A new office.</w:t>
       </w:r>
     </w:p>
     <w:p>
-      <w:r>
+      <w:pPr>
+        <w:spacing w:after="160"/>
+        <w:rPr>
+          <w:color w:val="000000"/>
+        </w:rPr>
+      </w:pPr>
+      <w:r>
+        <w:rPr>
+          <w:color w:val="000000"/>
+        </w:rPr>
         <w:t>10. The delayed trip.</w:t>
       </w:r>
     </w:p>
     <w:p>
       <w:pPr>
         <w:pStyle w:val="Heading1"/>
+        <w:spacing w:before="240"/>
       </w:pPr>
       <w:r>
         <w:t>PHẦN 10</w:t>
       </w:r>
     </w:p>
     <w:p>
-      <w:r>
+      <w:pPr>
+        <w:spacing w:after="160"/>
+        <w:rPr>
+          <w:color w:val="000000"/>
+        </w:rPr>
+      </w:pPr>
+      <w:r>
+        <w:rPr>
+          <w:color w:val="000000"/>
+        </w:rPr>
         <w:t>1. The man who called me is Tom.</w:t>
       </w:r>
     </w:p>
     <w:p>
-      <w:r>
+      <w:pPr>
+        <w:spacing w:after="160"/>
+        <w:rPr>
+          <w:color w:val="000000"/>
+        </w:rPr>
+      </w:pPr>
+      <w:r>
+        <w:rPr>
+          <w:color w:val="000000"/>
+        </w:rPr>
         <w:t>2. Tom, who called yesterday, is my uncle.</w:t>
       </w:r>
     </w:p>
     <w:p>
-      <w:r>
+      <w:pPr>
+        <w:spacing w:after="160"/>
+        <w:rPr>
+          <w:color w:val="000000"/>
+        </w:rPr>
+      </w:pPr>
+      <w:r>
+        <w:rPr>
+          <w:color w:val="000000"/>
+        </w:rPr>
         <w:t>3. The book that I bought is useful.</w:t>
       </w:r>
     </w:p>
     <w:p>
-      <w:r>
+      <w:pPr>
+        <w:spacing w:after="160"/>
+        <w:rPr>
+          <w:color w:val="000000"/>
+        </w:rPr>
+      </w:pPr>
+      <w:r>
+        <w:rPr>
+          <w:color w:val="000000"/>
+        </w:rPr>
         <w:t>4. My book, which I bought in Hue, is useful.</w:t>
       </w:r>
     </w:p>
     <w:p>
-      <w:r>
+      <w:pPr>
+        <w:spacing w:after="160"/>
+        <w:rPr>
+          <w:color w:val="000000"/>
+        </w:rPr>
+      </w:pPr>
+      <w:r>
+        <w:rPr>
+          <w:color w:val="000000"/>
+        </w:rPr>
         <w:t>5. The café where we met is closed.</w:t>
       </w:r>
     </w:p>
     <w:p>
-      <w:r>
+      <w:pPr>
+        <w:spacing w:after="160"/>
+        <w:rPr>
+          <w:color w:val="000000"/>
+        </w:rPr>
+      </w:pPr>
+      <w:r>
+        <w:rPr>
+          <w:color w:val="000000"/>
+        </w:rPr>
         <w:t>6. Da Lat, where my parents met, is beautiful.</w:t>
       </w:r>
     </w:p>
     <w:p>
-      <w:r>
+      <w:pPr>
+        <w:spacing w:after="160"/>
+        <w:rPr>
+          <w:color w:val="000000"/>
+        </w:rPr>
+      </w:pPr>
+      <w:r>
+        <w:rPr>
+          <w:color w:val="000000"/>
+        </w:rPr>
         <w:t>7. Lan, who studies hard, passed the exam.</w:t>
       </w:r>
     </w:p>
     <w:p>
-      <w:r>
+      <w:pPr>
+        <w:spacing w:after="160"/>
+        <w:rPr>
+          <w:color w:val="000000"/>
+        </w:rPr>
+      </w:pPr>
+      <w:r>
+        <w:rPr>
+          <w:color w:val="000000"/>
+        </w:rPr>
         <w:t>8. My car, which is outside, is red.</w:t>
       </w:r>
     </w:p>
     <w:p>
-      <w:r>
+      <w:pPr>
+        <w:spacing w:after="160"/>
+        <w:rPr>
+          <w:color w:val="000000"/>
+        </w:rPr>
+      </w:pPr>
+      <w:r>
+        <w:rPr>
+          <w:color w:val="000000"/>
+        </w:rPr>
         <w:t>9. The flight was canceled, which caused delays.</w:t>
       </w:r>
     </w:p>
     <w:p>
-      <w:r>
+      <w:pPr>
+        <w:spacing w:after="160"/>
+        <w:rPr>
+          <w:color w:val="000000"/>
+        </w:rPr>
+      </w:pPr>
+      <w:r>
+        <w:rPr>
+          <w:color w:val="000000"/>
+        </w:rPr>
         <w:t>10. Mr. Nam, to whom I spoke, was helpful.</w:t>
       </w:r>
     </w:p>
-    <w:p/>
+    <w:p>
+      <w:pPr>
+        <w:rPr>
+          <w:color w:val="000000"/>
+        </w:rPr>
+      </w:pPr>
+    </w:p>
     <w:sectPr>
       <w:pgSz w:w="12240" w:h="15840"/>
       <w:pgMar w:top="850" w:right="1134" w:bottom="850" w:left="1134" w:header="720" w:footer="720" w:gutter="0"/>
